--- a/Quanta, Actually - SERIES/QED Course/chapters/Lesson 25 Fields as Dynamical Systems.docx
+++ b/Quanta, Actually - SERIES/QED Course/chapters/Lesson 25 Fields as Dynamical Systems.docx
@@ -17,7 +17,7 @@
         <w:jc w:val="center"/>
       </w:pPr>
       <w:r>
-        <w:t>Lesson 25 of the Complete Quantum Electrodynamics Course</w:t>
+        <w:t>Lesson 25 of Quantum, Actually, Volume 2: A QED Course</w:t>
       </w:r>
     </w:p>
     <w:p>
@@ -420,7 +420,16 @@
           </w:tcPr>
           <w:p>
             <w:r>
-              <w:t>q_k(t)</w:t>
+              <w:t>q</w:t>
+            </w:r>
+            <w:r>
+              <w:rPr>
+                <w:vertAlign w:val="subscript"/>
+              </w:rPr>
+              <w:t>k</w:t>
+            </w:r>
+            <w:r>
+              <w:t>(t)</w:t>
             </w:r>
           </w:p>
         </w:tc>
@@ -457,7 +466,13 @@
           </w:tcPr>
           <w:p>
             <w:r>
-              <w:t>a_k</w:t>
+              <w:t>a</w:t>
+            </w:r>
+            <w:r>
+              <w:rPr>
+                <w:vertAlign w:val="subscript"/>
+              </w:rPr>
+              <w:t>k</w:t>
             </w:r>
           </w:p>
         </w:tc>
@@ -494,7 +509,16 @@
           </w:tcPr>
           <w:p>
             <w:r>
-              <w:t>ω_k = √(k² + m²)</w:t>
+              <w:t>ω</w:t>
+            </w:r>
+            <w:r>
+              <w:rPr>
+                <w:vertAlign w:val="subscript"/>
+              </w:rPr>
+              <w:t>k</w:t>
+            </w:r>
+            <w:r>
+              <w:t xml:space="preserve"> = √(k² + m²)</w:t>
             </w:r>
           </w:p>
         </w:tc>
@@ -531,7 +555,16 @@
           </w:tcPr>
           <w:p>
             <w:r>
-              <w:t>A^μ(x), ψ(x)</w:t>
+              <w:t>A</w:t>
+            </w:r>
+            <w:r>
+              <w:rPr>
+                <w:vertAlign w:val="superscript"/>
+              </w:rPr>
+              <w:t>μ</w:t>
+            </w:r>
+            <w:r>
+              <w:t>(x), ψ(x)</w:t>
             </w:r>
           </w:p>
         </w:tc>
@@ -610,12 +643,30 @@
     </w:p>
     <w:p>
       <w:r>
-        <w:t>A single classical particle has three degrees of freedom, the components of its position, and N particles have 3N. Each degree of freedom is one coordinate q_i(t) with its own equation of motion (Lesson 5). Now consider a system in which the coordinates are labeled not by a discrete index but by a continuous position x: the displacement of every point of a vibrating string, the electric field at every point of a region, the amplitude of a sound wave at every point of the air. Such a system has one degree of freedom for each point, and there are infinitely many points, so it has infinitely many degrees of freedom. This is the defining property of a field.</w:t>
+        <w:t>A single classical particle has three degrees of freedom, the components of its position, and N particles have 3N. Each degree of freedom is one coordinate q</w:t>
+      </w:r>
+      <w:r>
+        <w:rPr>
+          <w:vertAlign w:val="subscript"/>
+        </w:rPr>
+        <w:t>i</w:t>
+      </w:r>
+      <w:r>
+        <w:t>(t) with its own equation of motion (Lesson 5). Now consider a system in which the coordinates are labeled not by a discrete index but by a continuous position x: the displacement of every point of a vibrating string, the electric field at every point of a region, the amplitude of a sound wave at every point of the air. Such a system has one degree of freedom for each point, and there are infinitely many points, so it has infinitely many degrees of freedom. This is the defining property of a field.</w:t>
       </w:r>
     </w:p>
     <w:p>
       <w:r>
-        <w:t>Formally, a field is a function on spacetime. A real scalar field assigns a real number φ(x) to each event x = (t, x); a complex scalar field assigns a complex number; a vector field assigns four numbers A^μ(x); a spinor field assigns four complex numbers ψ(x). The state of the system at one instant is the entire configuration φ(t, ·), the values at all points of space, together with its rate of change φ̇(t, ·), as the state of a particle is its position and velocity (Lesson 6, Section 3.1).</w:t>
+        <w:t>Formally, a field is a function on spacetime. A real scalar field assigns a real number φ(x) to each event x = (t, x); a complex scalar field assigns a complex number; a vector field assigns four numbers A</w:t>
+      </w:r>
+      <w:r>
+        <w:rPr>
+          <w:vertAlign w:val="superscript"/>
+        </w:rPr>
+        <w:t>μ</w:t>
+      </w:r>
+      <w:r>
+        <w:t>(x); a spinor field assigns four complex numbers ψ(x). The state of the system at one instant is the entire configuration φ(t, ·), the values at all points of space, together with its rate of change φ̇(t, ·), as the state of a particle is its position and velocity (Lesson 6, Section 3.1).</w:t>
       </w:r>
     </w:p>
     <w:p>
@@ -849,7 +900,16 @@
           </w:tcPr>
           <w:p>
             <w:r>
-              <w:t>Electromagnetic potential A^μ(x)</w:t>
+              <w:t>Electromagnetic potential A</w:t>
+            </w:r>
+            <w:r>
+              <w:rPr>
+                <w:vertAlign w:val="superscript"/>
+              </w:rPr>
+              <w:t>μ</w:t>
+            </w:r>
+            <w:r>
+              <w:t>(x)</w:t>
             </w:r>
           </w:p>
         </w:tc>
@@ -1715,7 +1775,34 @@
     </w:p>
     <w:p>
       <w:r>
-        <w:t>using ∂_μφ∂^μφ = (∂_tφ)² − (∂ₓφ)² with the metric of Lesson 4. The Lagrangian density of the string is a Lorentz scalar built from the derivative of the field, and its wave equation □φ = 0 is the massless Klein–Gordon equation. The string is a nonrelativistic system in which c is the speed of sound in the material, but with c set to one the mathematics is exactly that of a relativistic massless scalar field. This is why the chain of oscillators is a faithful model for everything that follows.</w:t>
+        <w:t>using ∂</w:t>
+      </w:r>
+      <w:r>
+        <w:rPr>
+          <w:vertAlign w:val="subscript"/>
+        </w:rPr>
+        <w:t>μ</w:t>
+      </w:r>
+      <w:r>
+        <w:t>φ∂</w:t>
+      </w:r>
+      <w:r>
+        <w:rPr>
+          <w:vertAlign w:val="superscript"/>
+        </w:rPr>
+        <w:t>μ</w:t>
+      </w:r>
+      <w:r>
+        <w:t>φ = (∂</w:t>
+      </w:r>
+      <w:r>
+        <w:rPr>
+          <w:vertAlign w:val="subscript"/>
+        </w:rPr>
+        <w:t>t</w:t>
+      </w:r>
+      <w:r>
+        <w:t>φ)² − (∂ₓφ)² with the metric of Lesson 4. The Lagrangian density of the string is a Lorentz scalar built from the derivative of the field, and its wave equation □φ = 0 is the massless Klein–Gordon equation. The string is a nonrelativistic system in which c is the speed of sound in the material, but with c set to one the mathematics is exactly that of a relativistic massless scalar field. This is why the chain of oscillators is a faithful model for everything that follows.</w:t>
       </w:r>
     </w:p>
     <w:p>
@@ -1876,7 +1963,25 @@
     </w:p>
     <w:p>
       <w:r>
-        <w:t>In natural units ℏ = c = 1 (Lesson 3, Section 6), the action S = ∫d⁴x ℒ is dimensionless. Since d⁴x has dimension of length to the fourth, that is energy to the minus four, the Lagrangian density must have dimension energy to the fourth. The kinetic term contains two derivatives, each of dimension one, so ∂_μφ∂^μφ has dimension 2 + 2[φ], and setting this equal to four gives [φ] = 1: a scalar field in four spacetime dimensions has the dimension of energy. The mass term m²φ² has dimension 2 + 2 = 4, consistent.</w:t>
+        <w:t>In natural units ℏ = c = 1 (Lesson 3, Section 6), the action S = ∫d⁴x ℒ is dimensionless. Since d⁴x has dimension of length to the fourth, that is energy to the minus four, the Lagrangian density must have dimension energy to the fourth. The kinetic term contains two derivatives, each of dimension one, so ∂</w:t>
+      </w:r>
+      <w:r>
+        <w:rPr>
+          <w:vertAlign w:val="subscript"/>
+        </w:rPr>
+        <w:t>μ</w:t>
+      </w:r>
+      <w:r>
+        <w:t>φ∂</w:t>
+      </w:r>
+      <w:r>
+        <w:rPr>
+          <w:vertAlign w:val="superscript"/>
+        </w:rPr>
+        <w:t>μ</w:t>
+      </w:r>
+      <w:r>
+        <w:t>φ has dimension 2 + 2[φ], and setting this equal to four gives [φ] = 1: a scalar field in four spacetime dimensions has the dimension of energy. The mass term m²φ² has dimension 2 + 2 = 4, consistent.</w:t>
       </w:r>
     </w:p>
     <w:p>
@@ -2003,7 +2108,34 @@
     </w:p>
     <w:p>
       <w:r>
-        <w:t>Transform a plane wave. The positive-frequency solution φ(x) = e^(−ip·x), with p on shell (p² = m²), becomes, under a Lorentz transformation, φ′(x) = e^(−ip·Λ⁻¹x). Since the scalar product is invariant, p·Λ⁻¹x = (Λp)·x, so φ′(x) = e^(−i(Λp)·x): a plane wave with the boosted four-momentum Λp. The transformed momentum still satisfies (Λp)² = p² = m², so the transformed field again solves the Klein–Gordon equation, and the frequency and wave vector of the wave change as the energy and momentum of a particle do in Lesson 4.</w:t>
+        <w:t>Transform a plane wave. The positive-frequency solution φ(x) = e</w:t>
+      </w:r>
+      <w:r>
+        <w:rPr>
+          <w:vertAlign w:val="superscript"/>
+        </w:rPr>
+        <w:t>−ip·x</w:t>
+      </w:r>
+      <w:r>
+        <w:t>, with p on shell (p² = m²), becomes, under a Lorentz transformation, φ′(x) = e</w:t>
+      </w:r>
+      <w:r>
+        <w:rPr>
+          <w:vertAlign w:val="superscript"/>
+        </w:rPr>
+        <w:t>−ip·Λ⁻¹x</w:t>
+      </w:r>
+      <w:r>
+        <w:t>. Since the scalar product is invariant, p·Λ⁻¹x = (Λp)·x, so φ′(x) = e</w:t>
+      </w:r>
+      <w:r>
+        <w:rPr>
+          <w:vertAlign w:val="superscript"/>
+        </w:rPr>
+        <w:t>−i(Λp)·x</w:t>
+      </w:r>
+      <w:r>
+        <w:t>: a plane wave with the boosted four-momentum Λp. The transformed momentum still satisfies (Λp)² = p² = m², so the transformed field again solves the Klein–Gordon equation, and the frequency and wave vector of the wave change as the energy and momentum of a particle do in Lesson 4.</w:t>
       </w:r>
     </w:p>
     <w:p>
@@ -2024,7 +2156,16 @@
     </w:p>
     <w:p>
       <w:r>
-        <w:t>Consider the one-dimensional free field with (∂_t² − ∂ₓ² + m²)φ = 0 on a line of length L with periodic boundary conditions, exactly the setting used for the free particle in Lesson 12, Exercise 2. The allowed wave numbers are k = 2πn/L with n an integer, and the field can be expanded in the complete orthonormal set of Lesson 10, Section 4.</w:t>
+        <w:t>Consider the one-dimensional free field with (∂</w:t>
+      </w:r>
+      <w:r>
+        <w:rPr>
+          <w:vertAlign w:val="subscript"/>
+        </w:rPr>
+        <w:t>t</w:t>
+      </w:r>
+      <w:r>
+        <w:t>² − ∂ₓ² + m²)φ = 0 on a line of length L with periodic boundary conditions, exactly the setting used for the free particle in Lesson 12, Exercise 2. The allowed wave numbers are k = 2πn/L with n an integer, and the field can be expanded in the complete orthonormal set of Lesson 10, Section 4.</w:t>
       </w:r>
     </w:p>
     <w:p>
@@ -2118,7 +2259,34 @@
     </w:p>
     <w:p>
       <w:r>
-        <w:t>The coefficients q_k(t) are the coordinates of the system in this basis. Because φ is real, complex conjugation gives q₋ₖ = q_k* (Exercise 7), so the independent real degrees of freedom are the real and imaginary parts of q_k for k &gt; 0, together with the real q₀.</w:t>
+        <w:t>The coefficients q</w:t>
+      </w:r>
+      <w:r>
+        <w:rPr>
+          <w:vertAlign w:val="subscript"/>
+        </w:rPr>
+        <w:t>k</w:t>
+      </w:r>
+      <w:r>
+        <w:t>(t) are the coordinates of the system in this basis. Because φ is real, complex conjugation gives q₋ₖ = q</w:t>
+      </w:r>
+      <w:r>
+        <w:rPr>
+          <w:vertAlign w:val="subscript"/>
+        </w:rPr>
+        <w:t>k*</w:t>
+      </w:r>
+      <w:r>
+        <w:t xml:space="preserve"> (Exercise 7), so the independent real degrees of freedom are the real and imaginary parts of q</w:t>
+      </w:r>
+      <w:r>
+        <w:rPr>
+          <w:vertAlign w:val="subscript"/>
+        </w:rPr>
+        <w:t>k</w:t>
+      </w:r>
+      <w:r>
+        <w:t xml:space="preserve"> for k &gt; 0, together with the real q₀.</w:t>
       </w:r>
     </w:p>
     <w:p>
@@ -2131,7 +2299,25 @@
     </w:p>
     <w:p>
       <w:r>
-        <w:t>Substitute the expansion into the field equation. The time derivative acts on q_k(t) and the space derivative on e^(ikx), giving −∂ₓ² → k².</w:t>
+        <w:t>Substitute the expansion into the field equation. The time derivative acts on q</w:t>
+      </w:r>
+      <w:r>
+        <w:rPr>
+          <w:vertAlign w:val="subscript"/>
+        </w:rPr>
+        <w:t>k</w:t>
+      </w:r>
+      <w:r>
+        <w:t>(t) and the space derivative on e</w:t>
+      </w:r>
+      <w:r>
+        <w:rPr>
+          <w:vertAlign w:val="superscript"/>
+        </w:rPr>
+        <w:t>ikx</w:t>
+      </w:r>
+      <w:r>
+        <w:t>, giving −∂ₓ² → k².</w:t>
       </w:r>
     </w:p>
     <w:p>
@@ -2261,7 +2447,16 @@
     </w:p>
     <w:p>
       <w:r>
-        <w:t>The functions e^(ikx) are linearly independent, so every coefficient must vanish separately (Exercise 8).</w:t>
+        <w:t>The functions e</w:t>
+      </w:r>
+      <w:r>
+        <w:rPr>
+          <w:vertAlign w:val="superscript"/>
+        </w:rPr>
+        <w:t>ikx</w:t>
+      </w:r>
+      <w:r>
+        <w:t xml:space="preserve"> are linearly independent, so every coefficient must vanish separately (Exercise 8).</w:t>
       </w:r>
     </w:p>
     <w:p>
@@ -2382,7 +2577,25 @@
     </w:p>
     <w:p>
       <w:r>
-        <w:t>This is the harmonic oscillator equation of Lesson 2, Section 6.3, with frequency ω_k. The partial differential equation for the field has been converted into an infinite set of decoupled ordinary differential equations, one for each allowed wave number. The frequency ω_k = √(k² + m²) is the relativistic dispersion relation E = √(p² + m²) of Lesson 3, with the wave number k playing the role of momentum. This is the classical seed of the particle concept: a mode of definite k oscillates at the frequency corresponding to a particle of momentum k.</w:t>
+        <w:t>This is the harmonic oscillator equation of Lesson 2, Section 6.3, with frequency ω</w:t>
+      </w:r>
+      <w:r>
+        <w:rPr>
+          <w:vertAlign w:val="subscript"/>
+        </w:rPr>
+        <w:t>k</w:t>
+      </w:r>
+      <w:r>
+        <w:t>. The partial differential equation for the field has been converted into an infinite set of decoupled ordinary differential equations, one for each allowed wave number. The frequency ω</w:t>
+      </w:r>
+      <w:r>
+        <w:rPr>
+          <w:vertAlign w:val="subscript"/>
+        </w:rPr>
+        <w:t>k</w:t>
+      </w:r>
+      <w:r>
+        <w:t xml:space="preserve"> = √(k² + m²) is the relativistic dispersion relation E = √(p² + m²) of Lesson 3, with the wave number k playing the role of momentum. This is the classical seed of the particle concept: a mode of definite k oscillates at the frequency corresponding to a particle of momentum k.</w:t>
       </w:r>
     </w:p>
     <w:p>
@@ -2554,7 +2767,34 @@
     </w:p>
     <w:p>
       <w:r>
-        <w:t>Using the orthogonality relation ∫₀^L dx e^(i(k−k′)x)/L = δ_(kk′) on each term (Exercise 6),</w:t>
+        <w:t>Using the orthogonality relation ∫₀</w:t>
+      </w:r>
+      <w:r>
+        <w:rPr>
+          <w:vertAlign w:val="superscript"/>
+        </w:rPr>
+        <w:t>L</w:t>
+      </w:r>
+      <w:r>
+        <w:t xml:space="preserve"> dx e</w:t>
+      </w:r>
+      <w:r>
+        <w:rPr>
+          <w:vertAlign w:val="superscript"/>
+        </w:rPr>
+        <w:t>i(k−k′)x</w:t>
+      </w:r>
+      <w:r>
+        <w:t>/L = δ</w:t>
+      </w:r>
+      <w:r>
+        <w:rPr>
+          <w:vertAlign w:val="subscript"/>
+        </w:rPr>
+        <w:t>kk′</w:t>
+      </w:r>
+      <w:r>
+        <w:t xml:space="preserve"> on each term (Exercise 6),</w:t>
       </w:r>
     </w:p>
     <w:p>
@@ -2702,7 +2942,13 @@
         <w:pStyle w:val="Heading3"/>
       </w:pPr>
       <w:r>
-        <w:t>4.4 The complex amplitudes a_k</w:t>
+        <w:t>4.4 The complex amplitudes a</w:t>
+      </w:r>
+      <w:r>
+        <w:rPr>
+          <w:vertAlign w:val="subscript"/>
+        </w:rPr>
+        <w:t>k</w:t>
       </w:r>
     </w:p>
     <w:p>
@@ -2910,7 +3156,115 @@
     </w:p>
     <w:p>
       <w:r>
-        <w:t>The normalization 1/√(2ω_k L) is chosen so that the energy takes a simple form. Reading off the coefficient of e^(ikx)/√L, q_k(t) = (1/√(2ω_k))(a_k e^(−iω_k t) + a₋ₖ* e^(iω_k t)), and a short calculation (Exercise 10) gives |q̇_k|² + ω_k²|q_k|² = ω_k(|a_k|² + |a₋ₖ|²). Summing over k, in which each pair k and −k contributes equally,</w:t>
+        <w:t>The normalization 1/√(2ω</w:t>
+      </w:r>
+      <w:r>
+        <w:rPr>
+          <w:vertAlign w:val="subscript"/>
+        </w:rPr>
+        <w:t>k</w:t>
+      </w:r>
+      <w:r>
+        <w:t xml:space="preserve"> L) is chosen so that the energy takes a simple form. Reading off the coefficient of e</w:t>
+      </w:r>
+      <w:r>
+        <w:rPr>
+          <w:vertAlign w:val="superscript"/>
+        </w:rPr>
+        <w:t>ikx</w:t>
+      </w:r>
+      <w:r>
+        <w:t>/√L, q</w:t>
+      </w:r>
+      <w:r>
+        <w:rPr>
+          <w:vertAlign w:val="subscript"/>
+        </w:rPr>
+        <w:t>k</w:t>
+      </w:r>
+      <w:r>
+        <w:t>(t) = (1/√(2ω</w:t>
+      </w:r>
+      <w:r>
+        <w:rPr>
+          <w:vertAlign w:val="subscript"/>
+        </w:rPr>
+        <w:t>k</w:t>
+      </w:r>
+      <w:r>
+        <w:t>))(a</w:t>
+      </w:r>
+      <w:r>
+        <w:rPr>
+          <w:vertAlign w:val="subscript"/>
+        </w:rPr>
+        <w:t>k</w:t>
+      </w:r>
+      <w:r>
+        <w:t xml:space="preserve"> e</w:t>
+      </w:r>
+      <w:r>
+        <w:rPr>
+          <w:vertAlign w:val="superscript"/>
+        </w:rPr>
+        <w:t>−iωₖ t</w:t>
+      </w:r>
+      <w:r>
+        <w:t xml:space="preserve"> + a₋ₖ* e</w:t>
+      </w:r>
+      <w:r>
+        <w:rPr>
+          <w:vertAlign w:val="superscript"/>
+        </w:rPr>
+        <w:t>iωₖ t</w:t>
+      </w:r>
+      <w:r>
+        <w:t>), and a short calculation (Exercise 10) gives |q̇</w:t>
+      </w:r>
+      <w:r>
+        <w:rPr>
+          <w:vertAlign w:val="subscript"/>
+        </w:rPr>
+        <w:t>k</w:t>
+      </w:r>
+      <w:r>
+        <w:t>|² + ω</w:t>
+      </w:r>
+      <w:r>
+        <w:rPr>
+          <w:vertAlign w:val="subscript"/>
+        </w:rPr>
+        <w:t>k</w:t>
+      </w:r>
+      <w:r>
+        <w:t>²|q</w:t>
+      </w:r>
+      <w:r>
+        <w:rPr>
+          <w:vertAlign w:val="subscript"/>
+        </w:rPr>
+        <w:t>k</w:t>
+      </w:r>
+      <w:r>
+        <w:t>|² = ω</w:t>
+      </w:r>
+      <w:r>
+        <w:rPr>
+          <w:vertAlign w:val="subscript"/>
+        </w:rPr>
+        <w:t>k</w:t>
+      </w:r>
+      <w:r>
+        <w:t>(|a</w:t>
+      </w:r>
+      <w:r>
+        <w:rPr>
+          <w:vertAlign w:val="subscript"/>
+        </w:rPr>
+        <w:t>k</w:t>
+      </w:r>
+      <w:r>
+        <w:t>|² + |a₋ₖ|²). Summing over k, in which each pair k and −k contributes equally,</w:t>
       </w:r>
     </w:p>
     <w:p>
@@ -2990,7 +3344,25 @@
     </w:p>
     <w:p>
       <w:r>
-        <w:t>This is exactly the oscillator Hamiltonian H = ωa*a of Lesson 6, Section 5, one copy for each wave number. The amplitudes a_k are the classical ancestors of the annihilation operators of Lesson 34, and |a_k|² is, after quantization, the number of quanta in the mode times a unit of action.</w:t>
+        <w:t>This is exactly the oscillator Hamiltonian H = ωa*a of Lesson 6, Section 5, one copy for each wave number. The amplitudes a</w:t>
+      </w:r>
+      <w:r>
+        <w:rPr>
+          <w:vertAlign w:val="subscript"/>
+        </w:rPr>
+        <w:t>k</w:t>
+      </w:r>
+      <w:r>
+        <w:t xml:space="preserve"> are the classical ancestors of the annihilation operators of Lesson 34, and |a</w:t>
+      </w:r>
+      <w:r>
+        <w:rPr>
+          <w:vertAlign w:val="subscript"/>
+        </w:rPr>
+        <w:t>k</w:t>
+      </w:r>
+      <w:r>
+        <w:t>|² is, after quantization, the number of quanta in the mode times a unit of action.</w:t>
       </w:r>
     </w:p>
     <w:p>
@@ -3004,7 +3376,61 @@
     </w:p>
     <w:p>
       <w:r>
-        <w:t>Find the energy of a field excited in a single mode. Suppose only one pair of modes ±k is excited, with a_k = a and a₋ₖ = 0. The energy is H = ω_k|a|². If |a|² = N, measured in units of action, then H = Nω_k. The energy comes in multiples of ω_k, which is what quantization will confirm: N becomes the integer number of quanta, and Nω_k is the energy of N particles, each of energy ω_k = √(k² + m²) (Lesson 12, Section 4.2).</w:t>
+        <w:t>Find the energy of a field excited in a single mode. Suppose only one pair of modes ±k is excited, with a</w:t>
+      </w:r>
+      <w:r>
+        <w:rPr>
+          <w:vertAlign w:val="subscript"/>
+        </w:rPr>
+        <w:t>k</w:t>
+      </w:r>
+      <w:r>
+        <w:t xml:space="preserve"> = a and a₋ₖ = 0. The energy is H = ω</w:t>
+      </w:r>
+      <w:r>
+        <w:rPr>
+          <w:vertAlign w:val="subscript"/>
+        </w:rPr>
+        <w:t>k</w:t>
+      </w:r>
+      <w:r>
+        <w:t>|a|². If |a|² = N, measured in units of action, then H = Nω</w:t>
+      </w:r>
+      <w:r>
+        <w:rPr>
+          <w:vertAlign w:val="subscript"/>
+        </w:rPr>
+        <w:t>k</w:t>
+      </w:r>
+      <w:r>
+        <w:t>. The energy comes in multiples of ω</w:t>
+      </w:r>
+      <w:r>
+        <w:rPr>
+          <w:vertAlign w:val="subscript"/>
+        </w:rPr>
+        <w:t>k</w:t>
+      </w:r>
+      <w:r>
+        <w:t>, which is what quantization will confirm: N becomes the integer number of quanta, and Nω</w:t>
+      </w:r>
+      <w:r>
+        <w:rPr>
+          <w:vertAlign w:val="subscript"/>
+        </w:rPr>
+        <w:t>k</w:t>
+      </w:r>
+      <w:r>
+        <w:t xml:space="preserve"> is the energy of N particles, each of energy ω</w:t>
+      </w:r>
+      <w:r>
+        <w:rPr>
+          <w:vertAlign w:val="subscript"/>
+        </w:rPr>
+        <w:t>k</w:t>
+      </w:r>
+      <w:r>
+        <w:t xml:space="preserve"> = √(k² + m²) (Lesson 12, Section 4.2).</w:t>
       </w:r>
     </w:p>
     <w:p>
@@ -3214,7 +3640,34 @@
     </w:p>
     <w:p>
       <w:r>
-        <w:t>Because the field equation is second order in time, the state at t = 0 is specified by φ(x, 0) and φ̇(x, 0) at every x, as anticipated in Lesson 18, Section 3.3. In terms of modes this is the pair q_k(0), q̇_k(0) for each k, equivalent to the complex amplitude a_k, exactly the two real numbers needed to specify an oscillator. The count of initial data matches the count of oscillators, as it must for a consistent dynamical system.</w:t>
+        <w:t>Because the field equation is second order in time, the state at t = 0 is specified by φ(x, 0) and φ̇(x, 0) at every x, as anticipated in Lesson 18, Section 3.3. In terms of modes this is the pair q</w:t>
+      </w:r>
+      <w:r>
+        <w:rPr>
+          <w:vertAlign w:val="subscript"/>
+        </w:rPr>
+        <w:t>k</w:t>
+      </w:r>
+      <w:r>
+        <w:t>(0), q̇</w:t>
+      </w:r>
+      <w:r>
+        <w:rPr>
+          <w:vertAlign w:val="subscript"/>
+        </w:rPr>
+        <w:t>k</w:t>
+      </w:r>
+      <w:r>
+        <w:t>(0) for each k, equivalent to the complex amplitude a</w:t>
+      </w:r>
+      <w:r>
+        <w:rPr>
+          <w:vertAlign w:val="subscript"/>
+        </w:rPr>
+        <w:t>k</w:t>
+      </w:r>
+      <w:r>
+        <w:t>, exactly the two real numbers needed to specify an oscillator. The count of initial data matches the count of oscillators, as it must for a consistent dynamical system.</w:t>
       </w:r>
     </w:p>
     <w:p>
@@ -3235,7 +3688,16 @@
     </w:p>
     <w:p>
       <w:r>
-        <w:t>The four-potential A^μ(x) = (φ, A) of Lesson 8 is a vector field: four components at each point, transforming with one factor of Λ.</w:t>
+        <w:t>The four-potential A</w:t>
+      </w:r>
+      <w:r>
+        <w:rPr>
+          <w:vertAlign w:val="superscript"/>
+        </w:rPr>
+        <w:t>μ</w:t>
+      </w:r>
+      <w:r>
+        <w:t>(x) = (φ, A) of Lesson 8 is a vector field: four components at each point, transforming with one factor of Λ.</w:t>
       </w:r>
     </w:p>
     <w:p>
@@ -3313,7 +3775,52 @@
     </w:p>
     <w:p>
       <w:r>
-        <w:t>Its equation of motion in the Lorenz gauge is □A^μ = j^μ (Lesson 8, Section 7.1), and in the absence of sources each component satisfies the massless wave equation, so the mode analysis of Section 4 applies to each component with m = 0. The gauge freedom A_μ → A_μ − ∂_μχ means that only two combinations of the four components are physical, the two transverse polarizations of Lesson 7, Section 5.2, a redundancy that the quantization of Lesson 38 must handle.</w:t>
+        <w:t>Its equation of motion in the Lorenz gauge is □A</w:t>
+      </w:r>
+      <w:r>
+        <w:rPr>
+          <w:vertAlign w:val="superscript"/>
+        </w:rPr>
+        <w:t>μ</w:t>
+      </w:r>
+      <w:r>
+        <w:t xml:space="preserve"> = j</w:t>
+      </w:r>
+      <w:r>
+        <w:rPr>
+          <w:vertAlign w:val="superscript"/>
+        </w:rPr>
+        <w:t>μ</w:t>
+      </w:r>
+      <w:r>
+        <w:t xml:space="preserve"> (Lesson 8, Section 7.1), and in the absence of sources each component satisfies the massless wave equation, so the mode analysis of Section 4 applies to each component with m = 0. The gauge freedom A</w:t>
+      </w:r>
+      <w:r>
+        <w:rPr>
+          <w:vertAlign w:val="subscript"/>
+        </w:rPr>
+        <w:t>μ</w:t>
+      </w:r>
+      <w:r>
+        <w:t xml:space="preserve"> → A</w:t>
+      </w:r>
+      <w:r>
+        <w:rPr>
+          <w:vertAlign w:val="subscript"/>
+        </w:rPr>
+        <w:t>μ</w:t>
+      </w:r>
+      <w:r>
+        <w:t xml:space="preserve"> − ∂</w:t>
+      </w:r>
+      <w:r>
+        <w:rPr>
+          <w:vertAlign w:val="subscript"/>
+        </w:rPr>
+        <w:t>μ</w:t>
+      </w:r>
+      <w:r>
+        <w:t>χ means that only two combinations of the four components are physical, the two transverse polarizations of Lesson 7, Section 5.2, a redundancy that the quantization of Lesson 38 must handle.</w:t>
       </w:r>
     </w:p>
     <w:p>
@@ -3521,7 +4028,25 @@
           </w:tcPr>
           <w:p>
             <w:r>
-              <w:t>φ², ∂_μφ∂^μφ</w:t>
+              <w:t>φ², ∂</w:t>
+            </w:r>
+            <w:r>
+              <w:rPr>
+                <w:vertAlign w:val="subscript"/>
+              </w:rPr>
+              <w:t>μ</w:t>
+            </w:r>
+            <w:r>
+              <w:t>φ∂</w:t>
+            </w:r>
+            <w:r>
+              <w:rPr>
+                <w:vertAlign w:val="superscript"/>
+              </w:rPr>
+              <w:t>μ</w:t>
+            </w:r>
+            <w:r>
+              <w:t>φ</w:t>
             </w:r>
           </w:p>
         </w:tc>
@@ -3541,7 +4066,13 @@
           </w:tcPr>
           <w:p>
             <w:r>
-              <w:t>Vector A^μ</w:t>
+              <w:t>Vector A</w:t>
+            </w:r>
+            <w:r>
+              <w:rPr>
+                <w:vertAlign w:val="superscript"/>
+              </w:rPr>
+              <w:t>μ</w:t>
             </w:r>
           </w:p>
         </w:tc>
@@ -3559,7 +4090,40 @@
           </w:tcPr>
           <w:p>
             <w:r>
-              <w:t>A′^μ(x′) = Λ^μ_ν A^ν(x)</w:t>
+              <w:t>A′</w:t>
+            </w:r>
+            <w:r>
+              <w:rPr>
+                <w:vertAlign w:val="superscript"/>
+              </w:rPr>
+              <w:t>μ</w:t>
+            </w:r>
+            <w:r>
+              <w:t>(x′) = Λ</w:t>
+            </w:r>
+            <w:r>
+              <w:rPr>
+                <w:vertAlign w:val="superscript"/>
+              </w:rPr>
+              <w:t>μ</w:t>
+            </w:r>
+            <w:r>
+              <w:rPr>
+                <w:vertAlign w:val="subscript"/>
+              </w:rPr>
+              <w:t>ν</w:t>
+            </w:r>
+            <w:r>
+              <w:t xml:space="preserve"> A</w:t>
+            </w:r>
+            <w:r>
+              <w:rPr>
+                <w:vertAlign w:val="superscript"/>
+              </w:rPr>
+              <w:t>ν</w:t>
+            </w:r>
+            <w:r>
+              <w:t>(x)</w:t>
             </w:r>
           </w:p>
         </w:tc>
@@ -3577,7 +4141,40 @@
           </w:tcPr>
           <w:p>
             <w:r>
-              <w:t>F_μνF^μν, A_μj^μ</w:t>
+              <w:t>F</w:t>
+            </w:r>
+            <w:r>
+              <w:rPr>
+                <w:vertAlign w:val="subscript"/>
+              </w:rPr>
+              <w:t>μν</w:t>
+            </w:r>
+            <w:r>
+              <w:t>F</w:t>
+            </w:r>
+            <w:r>
+              <w:rPr>
+                <w:vertAlign w:val="superscript"/>
+              </w:rPr>
+              <w:t>μν</w:t>
+            </w:r>
+            <w:r>
+              <w:t>, A</w:t>
+            </w:r>
+            <w:r>
+              <w:rPr>
+                <w:vertAlign w:val="subscript"/>
+              </w:rPr>
+              <w:t>μ</w:t>
+            </w:r>
+            <w:r>
+              <w:t>j</w:t>
+            </w:r>
+            <w:r>
+              <w:rPr>
+                <w:vertAlign w:val="superscript"/>
+              </w:rPr>
+              <w:t>μ</w:t>
             </w:r>
           </w:p>
         </w:tc>
@@ -3630,7 +4227,16 @@
           </w:tcPr>
           <w:p>
             <w:r>
-              <w:t>ψ̄ψ, ψ̄γ^μψ</w:t>
+              <w:t>ψ̄ψ, ψ̄γ</w:t>
+            </w:r>
+            <w:r>
+              <w:rPr>
+                <w:vertAlign w:val="superscript"/>
+              </w:rPr>
+              <w:t>μ</w:t>
+            </w:r>
+            <w:r>
+              <w:t>ψ</w:t>
             </w:r>
           </w:p>
         </w:tc>
@@ -3813,7 +4419,25 @@
           </w:tcPr>
           <w:p>
             <w:r>
-              <w:t>The QED interaction is a product of fields at a single point, +eψ̄γ^μψA_μ (Lesson 40)</w:t>
+              <w:t>The QED interaction is a product of fields at a single point, +eψ̄γ</w:t>
+            </w:r>
+            <w:r>
+              <w:rPr>
+                <w:vertAlign w:val="superscript"/>
+              </w:rPr>
+              <w:t>μ</w:t>
+            </w:r>
+            <w:r>
+              <w:t>ψA</w:t>
+            </w:r>
+            <w:r>
+              <w:rPr>
+                <w:vertAlign w:val="subscript"/>
+              </w:rPr>
+              <w:t>μ</w:t>
+            </w:r>
+            <w:r>
+              <w:t xml:space="preserve"> (Lesson 40)</w:t>
             </w:r>
           </w:p>
         </w:tc>
@@ -3870,7 +4494,16 @@
           </w:tcPr>
           <w:p>
             <w:r>
-              <w:t>Free field equals independent oscillators with ω_k = √(k² + m²)</w:t>
+              <w:t>Free field equals independent oscillators with ω</w:t>
+            </w:r>
+            <w:r>
+              <w:rPr>
+                <w:vertAlign w:val="subscript"/>
+              </w:rPr>
+              <w:t>k</w:t>
+            </w:r>
+            <w:r>
+              <w:t xml:space="preserve"> = √(k² + m²)</w:t>
             </w:r>
           </w:p>
         </w:tc>
@@ -3887,7 +4520,16 @@
           </w:tcPr>
           <w:p>
             <w:r>
-              <w:t>Quantized to give particles of energy ω_k and momentum k (Lesson 33)</w:t>
+              <w:t>Quantized to give particles of energy ω</w:t>
+            </w:r>
+            <w:r>
+              <w:rPr>
+                <w:vertAlign w:val="subscript"/>
+              </w:rPr>
+              <w:t>k</w:t>
+            </w:r>
+            <w:r>
+              <w:t xml:space="preserve"> and momentum k (Lesson 33)</w:t>
             </w:r>
           </w:p>
         </w:tc>
@@ -3907,7 +4549,34 @@
           </w:tcPr>
           <w:p>
             <w:r>
-              <w:t>H = Σ ω_k a_k*a_k with complex amplitudes</w:t>
+              <w:t>H = Σ ω</w:t>
+            </w:r>
+            <w:r>
+              <w:rPr>
+                <w:vertAlign w:val="subscript"/>
+              </w:rPr>
+              <w:t>k</w:t>
+            </w:r>
+            <w:r>
+              <w:t xml:space="preserve"> a</w:t>
+            </w:r>
+            <w:r>
+              <w:rPr>
+                <w:vertAlign w:val="subscript"/>
+              </w:rPr>
+              <w:t>k*</w:t>
+            </w:r>
+            <w:r>
+              <w:t>a</w:t>
+            </w:r>
+            <w:r>
+              <w:rPr>
+                <w:vertAlign w:val="subscript"/>
+              </w:rPr>
+              <w:t>k</w:t>
+            </w:r>
+            <w:r>
+              <w:t xml:space="preserve"> with complex amplitudes</w:t>
             </w:r>
           </w:p>
         </w:tc>
@@ -3925,7 +4594,34 @@
           </w:tcPr>
           <w:p>
             <w:r>
-              <w:t>Becomes H = Σ ω_k a_k†a_k plus zero-point energy (Lesson 35)</w:t>
+              <w:t>Becomes H = Σ ω</w:t>
+            </w:r>
+            <w:r>
+              <w:rPr>
+                <w:vertAlign w:val="subscript"/>
+              </w:rPr>
+              <w:t>k</w:t>
+            </w:r>
+            <w:r>
+              <w:t xml:space="preserve"> a</w:t>
+            </w:r>
+            <w:r>
+              <w:rPr>
+                <w:vertAlign w:val="subscript"/>
+              </w:rPr>
+              <w:t>k†</w:t>
+            </w:r>
+            <w:r>
+              <w:t>a</w:t>
+            </w:r>
+            <w:r>
+              <w:rPr>
+                <w:vertAlign w:val="subscript"/>
+              </w:rPr>
+              <w:t>k</w:t>
+            </w:r>
+            <w:r>
+              <w:t xml:space="preserve"> plus zero-point energy (Lesson 35)</w:t>
             </w:r>
           </w:p>
         </w:tc>
@@ -3999,7 +4695,16 @@
           </w:tcPr>
           <w:p>
             <w:r>
-              <w:t>The types of fields in the QED Lagrangian: ψ, A^μ, and the bilinear couplings between them (Lesson 42)</w:t>
+              <w:t>The types of fields in the QED Lagrangian: ψ, A</w:t>
+            </w:r>
+            <w:r>
+              <w:rPr>
+                <w:vertAlign w:val="superscript"/>
+              </w:rPr>
+              <w:t>μ</w:t>
+            </w:r>
+            <w:r>
+              <w:t>, and the bilinear couplings between them (Lesson 42)</w:t>
             </w:r>
           </w:p>
         </w:tc>
@@ -4063,7 +4768,25 @@
         </w:numPr>
       </w:pPr>
       <w:r>
-        <w:t>With c = 1 the string's Lagrangian density is (1/2)∂_μφ∂^μφ, and adding a mass term gives the Klein–Gordon field.</w:t>
+        <w:t>With c = 1 the string's Lagrangian density is (1/2)∂</w:t>
+      </w:r>
+      <w:r>
+        <w:rPr>
+          <w:vertAlign w:val="subscript"/>
+        </w:rPr>
+        <w:t>μ</w:t>
+      </w:r>
+      <w:r>
+        <w:t>φ∂</w:t>
+      </w:r>
+      <w:r>
+        <w:rPr>
+          <w:vertAlign w:val="superscript"/>
+        </w:rPr>
+        <w:t>μ</w:t>
+      </w:r>
+      <w:r>
+        <w:t>φ, and adding a mass term gives the Klein–Gordon field.</w:t>
       </w:r>
     </w:p>
     <w:p>
@@ -4099,7 +4822,61 @@
         </w:numPr>
       </w:pPr>
       <w:r>
-        <w:t>In a box, a free field is a sum of independent harmonic oscillators q̈_k + ω_k²q_k = 0 with ω_k = √(k²+m²), and its energy is H = Σ ω_k|a_k|².</w:t>
+        <w:t>In a box, a free field is a sum of independent harmonic oscillators q̈</w:t>
+      </w:r>
+      <w:r>
+        <w:rPr>
+          <w:vertAlign w:val="subscript"/>
+        </w:rPr>
+        <w:t>k</w:t>
+      </w:r>
+      <w:r>
+        <w:t xml:space="preserve"> + ω</w:t>
+      </w:r>
+      <w:r>
+        <w:rPr>
+          <w:vertAlign w:val="subscript"/>
+        </w:rPr>
+        <w:t>k</w:t>
+      </w:r>
+      <w:r>
+        <w:t>²q</w:t>
+      </w:r>
+      <w:r>
+        <w:rPr>
+          <w:vertAlign w:val="subscript"/>
+        </w:rPr>
+        <w:t>k</w:t>
+      </w:r>
+      <w:r>
+        <w:t xml:space="preserve"> = 0 with ω</w:t>
+      </w:r>
+      <w:r>
+        <w:rPr>
+          <w:vertAlign w:val="subscript"/>
+        </w:rPr>
+        <w:t>k</w:t>
+      </w:r>
+      <w:r>
+        <w:t xml:space="preserve"> = √(k²+m²), and its energy is H = Σ ω</w:t>
+      </w:r>
+      <w:r>
+        <w:rPr>
+          <w:vertAlign w:val="subscript"/>
+        </w:rPr>
+        <w:t>k</w:t>
+      </w:r>
+      <w:r>
+        <w:t>|a</w:t>
+      </w:r>
+      <w:r>
+        <w:rPr>
+          <w:vertAlign w:val="subscript"/>
+        </w:rPr>
+        <w:t>k</w:t>
+      </w:r>
+      <w:r>
+        <w:t>|².</w:t>
       </w:r>
     </w:p>
     <w:p>
@@ -4212,7 +4989,13 @@
           </w:tcPr>
           <w:p>
             <w:r>
-              <w:t>Derive the equation m q̈ₙ = κ(qₙ₊₁ − 2qₙ + qₙ₋₁) from the Lagrangian of Section 2.1 using the Euler–Lagrange equations, showing explicitly which two potential terms contain qₙ.</w:t>
+              <w:rPr>
+                <w:b/>
+              </w:rPr>
+              <w:t>Extension.</w:t>
+            </w:r>
+            <w:r>
+              <w:t xml:space="preserve"> Derive the equation m q̈ₙ = κ(qₙ₊₁ − 2qₙ + qₙ₋₁) from the Lagrangian of Section 2.1 using the Euler–Lagrange equations, showing explicitly which two potential terms contain qₙ.</w:t>
             </w:r>
           </w:p>
         </w:tc>
@@ -4250,7 +5033,13 @@
           </w:tcPr>
           <w:p>
             <w:r>
-              <w:t>Show that (1/2)κ(qₙ₊₁ − qₙ)² → (1/2)Ta(φ′)² with T = κa, and that the kinetic term becomes (1/2)μaφ̇² with μ = m/a. Then show that the resulting wave speed satisfies c² = T/μ = κa²/m.</w:t>
+              <w:rPr>
+                <w:b/>
+              </w:rPr>
+              <w:t>Core.</w:t>
+            </w:r>
+            <w:r>
+              <w:t xml:space="preserve"> Show that (1/2)κ(qₙ₊₁ − qₙ)² → (1/2)Ta(φ′)² with T = κa, and that the kinetic term becomes (1/2)μaφ̇² with μ = m/a. Then show that the resulting wave speed satisfies c² = T/μ = κa²/m.</w:t>
             </w:r>
           </w:p>
         </w:tc>
@@ -4286,7 +5075,31 @@
           </w:tcPr>
           <w:p>
             <w:r>
-              <w:t>With μ = T = 1, show that ℒ = (1/2)(φ̇² − φ′²) equals (1/2)∂_μφ∂^μφ in one space dimension, and write the corresponding Euler–Lagrange equation in the form □φ = 0.</w:t>
+              <w:rPr>
+                <w:b/>
+              </w:rPr>
+              <w:t>Core.</w:t>
+            </w:r>
+            <w:r>
+              <w:t xml:space="preserve"> With μ = T = 1, show that ℒ = (1/2)(φ̇² − φ′²) equals (1/2)∂</w:t>
+            </w:r>
+            <w:r>
+              <w:rPr>
+                <w:vertAlign w:val="subscript"/>
+              </w:rPr>
+              <w:t>μ</w:t>
+            </w:r>
+            <w:r>
+              <w:t>φ∂</w:t>
+            </w:r>
+            <w:r>
+              <w:rPr>
+                <w:vertAlign w:val="superscript"/>
+              </w:rPr>
+              <w:t>μ</w:t>
+            </w:r>
+            <w:r>
+              <w:t>φ in one space dimension, and write the corresponding Euler–Lagrange equation in the form □φ = 0.</w:t>
             </w:r>
           </w:p>
         </w:tc>
@@ -4324,7 +5137,13 @@
           </w:tcPr>
           <w:p>
             <w:r>
-              <w:t>Find the dimension of a real scalar field in natural units for d = 2, 3, and 4 spacetime dimensions, using the requirement that the action be dimensionless.</w:t>
+              <w:rPr>
+                <w:b/>
+              </w:rPr>
+              <w:t>Core.</w:t>
+            </w:r>
+            <w:r>
+              <w:t xml:space="preserve"> Find the dimension of a real scalar field in natural units for d = 2, 3, and 4 spacetime dimensions, using the requirement that the action be dimensionless.</w:t>
             </w:r>
           </w:p>
         </w:tc>
@@ -4360,7 +5179,13 @@
           </w:tcPr>
           <w:p>
             <w:r>
-              <w:t>Show that if φ(x) solves (□ + m²)φ = 0, then so does φ′(x) = φ(Λ⁻¹x), using the invariance of □ under Lorentz transformations.</w:t>
+              <w:rPr>
+                <w:b/>
+              </w:rPr>
+              <w:t>Extension.</w:t>
+            </w:r>
+            <w:r>
+              <w:t xml:space="preserve"> Show that if φ(x) solves (□ + m²)φ = 0, then so does φ′(x) = φ(Λ⁻¹x), using the invariance of □ under Lorentz transformations.</w:t>
             </w:r>
           </w:p>
         </w:tc>
@@ -4398,7 +5223,85 @@
           </w:tcPr>
           <w:p>
             <w:r>
-              <w:t>Show that ∫₀^L dx e^(i(k−k′)x)/L = δ_(kk′) for k = 2πn/L and k′ = 2πn′/L, and use it to prove ∫dx φ̇² = Σ_k |q̇_k|² for the real field φ = Σ_k q_k e^(ikx)/√L.</w:t>
+              <w:rPr>
+                <w:b/>
+              </w:rPr>
+              <w:t>Extension.</w:t>
+            </w:r>
+            <w:r>
+              <w:t xml:space="preserve"> Show that ∫₀</w:t>
+            </w:r>
+            <w:r>
+              <w:rPr>
+                <w:vertAlign w:val="superscript"/>
+              </w:rPr>
+              <w:t>L</w:t>
+            </w:r>
+            <w:r>
+              <w:t xml:space="preserve"> dx e</w:t>
+            </w:r>
+            <w:r>
+              <w:rPr>
+                <w:vertAlign w:val="superscript"/>
+              </w:rPr>
+              <w:t>i(k−k′)x</w:t>
+            </w:r>
+            <w:r>
+              <w:t>/L = δ</w:t>
+            </w:r>
+            <w:r>
+              <w:rPr>
+                <w:vertAlign w:val="subscript"/>
+              </w:rPr>
+              <w:t>kk′</w:t>
+            </w:r>
+            <w:r>
+              <w:t xml:space="preserve"> for k = 2πn/L and k′ = 2πn′/L, and use it to prove ∫dx φ̇² = Σ</w:t>
+            </w:r>
+            <w:r>
+              <w:rPr>
+                <w:vertAlign w:val="subscript"/>
+              </w:rPr>
+              <w:t>k</w:t>
+            </w:r>
+            <w:r>
+              <w:t xml:space="preserve"> |q̇</w:t>
+            </w:r>
+            <w:r>
+              <w:rPr>
+                <w:vertAlign w:val="subscript"/>
+              </w:rPr>
+              <w:t>k</w:t>
+            </w:r>
+            <w:r>
+              <w:t>|² for the real field φ = Σ</w:t>
+            </w:r>
+            <w:r>
+              <w:rPr>
+                <w:vertAlign w:val="subscript"/>
+              </w:rPr>
+              <w:t>k</w:t>
+            </w:r>
+            <w:r>
+              <w:t xml:space="preserve"> q</w:t>
+            </w:r>
+            <w:r>
+              <w:rPr>
+                <w:vertAlign w:val="subscript"/>
+              </w:rPr>
+              <w:t>k</w:t>
+            </w:r>
+            <w:r>
+              <w:t xml:space="preserve"> e</w:t>
+            </w:r>
+            <w:r>
+              <w:rPr>
+                <w:vertAlign w:val="superscript"/>
+              </w:rPr>
+              <w:t>ikx</w:t>
+            </w:r>
+            <w:r>
+              <w:t>/√L.</w:t>
             </w:r>
           </w:p>
         </w:tc>
@@ -4434,7 +5337,22 @@
           </w:tcPr>
           <w:p>
             <w:r>
-              <w:t>Show that reality of φ requires q₋ₖ = q_k*, by comparing the expansion of φ with that of φ*.</w:t>
+              <w:rPr>
+                <w:b/>
+              </w:rPr>
+              <w:t>Core.</w:t>
+            </w:r>
+            <w:r>
+              <w:t xml:space="preserve"> Show that reality of φ requires q₋ₖ = q</w:t>
+            </w:r>
+            <w:r>
+              <w:rPr>
+                <w:vertAlign w:val="subscript"/>
+              </w:rPr>
+              <w:t>k*</w:t>
+            </w:r>
+            <w:r>
+              <w:t>, by comparing the expansion of φ with that of φ*.</w:t>
             </w:r>
           </w:p>
         </w:tc>
@@ -4472,7 +5390,49 @@
           </w:tcPr>
           <w:p>
             <w:r>
-              <w:t>Substitute the mode expansion into (∂_t² − ∂ₓ² + m²)φ = 0 and derive q̈_k + ω_k²q_k = 0, explaining why each coefficient must vanish separately.</w:t>
+              <w:rPr>
+                <w:b/>
+              </w:rPr>
+              <w:t>Extension.</w:t>
+            </w:r>
+            <w:r>
+              <w:t xml:space="preserve"> Substitute the mode expansion into (∂</w:t>
+            </w:r>
+            <w:r>
+              <w:rPr>
+                <w:vertAlign w:val="subscript"/>
+              </w:rPr>
+              <w:t>t</w:t>
+            </w:r>
+            <w:r>
+              <w:t>² − ∂ₓ² + m²)φ = 0 and derive q̈</w:t>
+            </w:r>
+            <w:r>
+              <w:rPr>
+                <w:vertAlign w:val="subscript"/>
+              </w:rPr>
+              <w:t>k</w:t>
+            </w:r>
+            <w:r>
+              <w:t xml:space="preserve"> + ω</w:t>
+            </w:r>
+            <w:r>
+              <w:rPr>
+                <w:vertAlign w:val="subscript"/>
+              </w:rPr>
+              <w:t>k</w:t>
+            </w:r>
+            <w:r>
+              <w:t>²q</w:t>
+            </w:r>
+            <w:r>
+              <w:rPr>
+                <w:vertAlign w:val="subscript"/>
+              </w:rPr>
+              <w:t>k</w:t>
+            </w:r>
+            <w:r>
+              <w:t xml:space="preserve"> = 0, explaining why each coefficient must vanish separately.</w:t>
             </w:r>
           </w:p>
         </w:tc>
@@ -4508,7 +5468,22 @@
           </w:tcPr>
           <w:p>
             <w:r>
-              <w:t>For m = 0, find ω_k and the lowest nonzero frequency for a box of length L = 1, and describe the k = 0 mode.</w:t>
+              <w:rPr>
+                <w:b/>
+              </w:rPr>
+              <w:t>Core.</w:t>
+            </w:r>
+            <w:r>
+              <w:t xml:space="preserve"> For m = 0, find ω</w:t>
+            </w:r>
+            <w:r>
+              <w:rPr>
+                <w:vertAlign w:val="subscript"/>
+              </w:rPr>
+              <w:t>k</w:t>
+            </w:r>
+            <w:r>
+              <w:t xml:space="preserve"> and the lowest nonzero frequency for a box of length L = 1, and describe the k = 0 mode.</w:t>
             </w:r>
           </w:p>
         </w:tc>
@@ -4546,7 +5521,76 @@
           </w:tcPr>
           <w:p>
             <w:r>
-              <w:t>For q_k = (1/√(2ω))(A + B) with A = a_k e^(−iωt) and B = a₋ₖ* e^(iωt), show that |q̇_k|² + ω²|q_k|² = ω(|a_k|² + |a₋ₖ|²).</w:t>
+              <w:rPr>
+                <w:b/>
+              </w:rPr>
+              <w:t>Core.</w:t>
+            </w:r>
+            <w:r>
+              <w:t xml:space="preserve"> For q</w:t>
+            </w:r>
+            <w:r>
+              <w:rPr>
+                <w:vertAlign w:val="subscript"/>
+              </w:rPr>
+              <w:t>k</w:t>
+            </w:r>
+            <w:r>
+              <w:t xml:space="preserve"> = (1/√(2ω))(A + B) with A = a</w:t>
+            </w:r>
+            <w:r>
+              <w:rPr>
+                <w:vertAlign w:val="subscript"/>
+              </w:rPr>
+              <w:t>k</w:t>
+            </w:r>
+            <w:r>
+              <w:t xml:space="preserve"> e</w:t>
+            </w:r>
+            <w:r>
+              <w:rPr>
+                <w:vertAlign w:val="superscript"/>
+              </w:rPr>
+              <w:t>−iωt</w:t>
+            </w:r>
+            <w:r>
+              <w:t xml:space="preserve"> and B = a₋ₖ* e</w:t>
+            </w:r>
+            <w:r>
+              <w:rPr>
+                <w:vertAlign w:val="superscript"/>
+              </w:rPr>
+              <w:t>iωt</w:t>
+            </w:r>
+            <w:r>
+              <w:t>, show that |q̇</w:t>
+            </w:r>
+            <w:r>
+              <w:rPr>
+                <w:vertAlign w:val="subscript"/>
+              </w:rPr>
+              <w:t>k</w:t>
+            </w:r>
+            <w:r>
+              <w:t>|² + ω²|q</w:t>
+            </w:r>
+            <w:r>
+              <w:rPr>
+                <w:vertAlign w:val="subscript"/>
+              </w:rPr>
+              <w:t>k</w:t>
+            </w:r>
+            <w:r>
+              <w:t>|² = ω(|a</w:t>
+            </w:r>
+            <w:r>
+              <w:rPr>
+                <w:vertAlign w:val="subscript"/>
+              </w:rPr>
+              <w:t>k</w:t>
+            </w:r>
+            <w:r>
+              <w:t>|² + |a₋ₖ|²).</w:t>
             </w:r>
           </w:p>
         </w:tc>
@@ -4582,7 +5626,13 @@
           </w:tcPr>
           <w:p>
             <w:r>
-              <w:t>Show that the number of modes with |k| &lt; K in three dimensions is VK³/(6π²), and evaluate it for V = 1 cm³ and λ = 1 μm.</w:t>
+              <w:rPr>
+                <w:b/>
+              </w:rPr>
+              <w:t>Core.</w:t>
+            </w:r>
+            <w:r>
+              <w:t xml:space="preserve"> Show that the number of modes with |k| &lt; K in three dimensions is VK³/(6π²), and evaluate it for V = 1 cm³ and λ = 1 μm.</w:t>
             </w:r>
           </w:p>
         </w:tc>
@@ -4620,7 +5670,67 @@
           </w:tcPr>
           <w:p>
             <w:r>
-              <w:t>Write the complex scalar field as φ = (φ₁ + iφ₂)/√2 and show that ∂_μφ*∂^μφ − m²φ*φ = (1/2)(∂_μφ₁∂^μφ₁ + ∂_μφ₂∂^μφ₂) − (1/2)m²(φ₁² + φ₂²), so a complex field is two real fields.</w:t>
+              <w:rPr>
+                <w:b/>
+              </w:rPr>
+              <w:t>Extension.</w:t>
+            </w:r>
+            <w:r>
+              <w:t xml:space="preserve"> Write the complex scalar field as φ = (φ₁ + iφ₂)/√2 and show that ∂</w:t>
+            </w:r>
+            <w:r>
+              <w:rPr>
+                <w:vertAlign w:val="subscript"/>
+              </w:rPr>
+              <w:t>μ</w:t>
+            </w:r>
+            <w:r>
+              <w:t>φ*∂</w:t>
+            </w:r>
+            <w:r>
+              <w:rPr>
+                <w:vertAlign w:val="superscript"/>
+              </w:rPr>
+              <w:t>μ</w:t>
+            </w:r>
+            <w:r>
+              <w:t>φ − m²φ*φ = (1/2)(∂</w:t>
+            </w:r>
+            <w:r>
+              <w:rPr>
+                <w:vertAlign w:val="subscript"/>
+              </w:rPr>
+              <w:t>μ</w:t>
+            </w:r>
+            <w:r>
+              <w:t>φ₁∂</w:t>
+            </w:r>
+            <w:r>
+              <w:rPr>
+                <w:vertAlign w:val="superscript"/>
+              </w:rPr>
+              <w:t>μ</w:t>
+            </w:r>
+            <w:r>
+              <w:t>φ₁ + ∂</w:t>
+            </w:r>
+            <w:r>
+              <w:rPr>
+                <w:vertAlign w:val="subscript"/>
+              </w:rPr>
+              <w:t>μ</w:t>
+            </w:r>
+            <w:r>
+              <w:t>φ₂∂</w:t>
+            </w:r>
+            <w:r>
+              <w:rPr>
+                <w:vertAlign w:val="superscript"/>
+              </w:rPr>
+              <w:t>μ</w:t>
+            </w:r>
+            <w:r>
+              <w:t>φ₂) − (1/2)m²(φ₁² + φ₂²), so a complex field is two real fields.</w:t>
             </w:r>
           </w:p>
         </w:tc>
@@ -4656,7 +5766,40 @@
           </w:tcPr>
           <w:p>
             <w:r>
-              <w:t>For the complex field of Exercise 12, express the Klein–Gordon current j^μ = i(φ*∂^μφ − φ∂^μφ*) in terms of φ₁ and φ₂, and explain why it vanishes when φ₂ = 0 (compare Lesson 18, Exercise 14).</w:t>
+              <w:rPr>
+                <w:b/>
+              </w:rPr>
+              <w:t>Extension.</w:t>
+            </w:r>
+            <w:r>
+              <w:t xml:space="preserve"> For the complex field of Exercise 12, express the Klein–Gordon current j</w:t>
+            </w:r>
+            <w:r>
+              <w:rPr>
+                <w:vertAlign w:val="superscript"/>
+              </w:rPr>
+              <w:t>μ</w:t>
+            </w:r>
+            <w:r>
+              <w:t xml:space="preserve"> = i(φ*∂</w:t>
+            </w:r>
+            <w:r>
+              <w:rPr>
+                <w:vertAlign w:val="superscript"/>
+              </w:rPr>
+              <w:t>μ</w:t>
+            </w:r>
+            <w:r>
+              <w:t>φ − φ∂</w:t>
+            </w:r>
+            <w:r>
+              <w:rPr>
+                <w:vertAlign w:val="superscript"/>
+              </w:rPr>
+              <w:t>μ</w:t>
+            </w:r>
+            <w:r>
+              <w:t>φ*) in terms of φ₁ and φ₂, and explain why it vanishes when φ₂ = 0 (compare Lesson 18, Exercise 14).</w:t>
             </w:r>
           </w:p>
         </w:tc>
@@ -4694,7 +5837,13 @@
           </w:tcPr>
           <w:p>
             <w:r>
-              <w:t>For a string wave φ = A cos(kx − ωt) with ω = ck, show that the energy density (1/2)μφ̇² + (1/2)Tφ′² equals μA²ω²sin²(kx − ωt), and find its average over one wavelength.</w:t>
+              <w:rPr>
+                <w:b/>
+              </w:rPr>
+              <w:t>Core.</w:t>
+            </w:r>
+            <w:r>
+              <w:t xml:space="preserve"> For a string wave φ = A cos(kx − ωt) with ω = ck, show that the energy density (1/2)μφ̇² + (1/2)Tφ′² equals μA²ω²sin²(kx − ωt), and find its average over one wavelength.</w:t>
             </w:r>
           </w:p>
         </w:tc>
@@ -4730,7 +5879,13 @@
           </w:tcPr>
           <w:p>
             <w:r>
-              <w:t>In a short paragraph, explain three differences between the classical Klein–Gordon field of this lesson and the Klein–Gordon wave function of Lesson 18.</w:t>
+              <w:rPr>
+                <w:b/>
+              </w:rPr>
+              <w:t>Extension.</w:t>
+            </w:r>
+            <w:r>
+              <w:t xml:space="preserve"> In a short paragraph, explain three differences between the classical Klein–Gordon field of this lesson and the Klein–Gordon wave function of Lesson 18.</w:t>
             </w:r>
           </w:p>
         </w:tc>
@@ -4768,7 +5923,13 @@
           </w:tcPr>
           <w:p>
             <w:r>
-              <w:t>Challenge: for the massless field in one space dimension, show that a solution φ = F(x − t) + G(x + t) vanishing at infinity has energy H = ∫dx (1/2)(φ̇² + φ′²) = ∫dx (F′² + G′²), so that the right-moving and left-moving energies are separately conserved.</w:t>
+              <w:rPr>
+                <w:b/>
+              </w:rPr>
+              <w:t>Challenge.</w:t>
+            </w:r>
+            <w:r>
+              <w:t xml:space="preserve"> For the massless field in one space dimension, show that a solution φ = F(x − t) + G(x + t) vanishing at infinity has energy H = ∫dx (1/2)(φ̇² + φ′²) = ∫dx (F′² + G′²), so that the right-moving and left-moving energies are separately conserved.</w:t>
             </w:r>
           </w:p>
         </w:tc>
@@ -4785,6 +5946,14 @@
     <w:p>
       <w:r>
         <w:rPr>
+          <w:i/>
+        </w:rPr>
+        <w:t>Attempt each exercise before reading its solution. If you are stuck, read only the first sentence of the solution, then try again.</w:t>
+      </w:r>
+    </w:p>
+    <w:p>
+      <w:r>
+        <w:rPr>
           <w:b/>
         </w:rPr>
         <w:t>1.</w:t>
@@ -4821,7 +5990,61 @@
         <w:t xml:space="preserve"> </w:t>
       </w:r>
       <w:r>
-        <w:t>With the metric of Lesson 4, ∂_μφ∂^μφ = (∂_tφ)² − (∂ₓφ)² = φ̇² − φ′², so ℒ = (1/2)∂_μφ∂^μφ. Varying φ gives −φ̈ + φ″ = 0 after integrating the gradient term by parts, that is ∂_t²φ − ∂ₓ²φ = □φ = 0.</w:t>
+        <w:t>With the metric of Lesson 4, ∂</w:t>
+      </w:r>
+      <w:r>
+        <w:rPr>
+          <w:vertAlign w:val="subscript"/>
+        </w:rPr>
+        <w:t>μ</w:t>
+      </w:r>
+      <w:r>
+        <w:t>φ∂</w:t>
+      </w:r>
+      <w:r>
+        <w:rPr>
+          <w:vertAlign w:val="superscript"/>
+        </w:rPr>
+        <w:t>μ</w:t>
+      </w:r>
+      <w:r>
+        <w:t>φ = (∂</w:t>
+      </w:r>
+      <w:r>
+        <w:rPr>
+          <w:vertAlign w:val="subscript"/>
+        </w:rPr>
+        <w:t>t</w:t>
+      </w:r>
+      <w:r>
+        <w:t>φ)² − (∂ₓφ)² = φ̇² − φ′², so ℒ = (1/2)∂</w:t>
+      </w:r>
+      <w:r>
+        <w:rPr>
+          <w:vertAlign w:val="subscript"/>
+        </w:rPr>
+        <w:t>μ</w:t>
+      </w:r>
+      <w:r>
+        <w:t>φ∂</w:t>
+      </w:r>
+      <w:r>
+        <w:rPr>
+          <w:vertAlign w:val="superscript"/>
+        </w:rPr>
+        <w:t>μ</w:t>
+      </w:r>
+      <w:r>
+        <w:t>φ. Varying φ gives −φ̈ + φ″ = 0 after integrating the gradient term by parts, that is ∂</w:t>
+      </w:r>
+      <w:r>
+        <w:rPr>
+          <w:vertAlign w:val="subscript"/>
+        </w:rPr>
+        <w:t>t</w:t>
+      </w:r>
+      <w:r>
+        <w:t>²φ − ∂ₓ²φ = □φ = 0.</w:t>
       </w:r>
     </w:p>
     <w:p>
@@ -4835,7 +6058,16 @@
         <w:t xml:space="preserve"> </w:t>
       </w:r>
       <w:r>
-        <w:t>The action is dimensionless and d^dx has dimension −d, so [ℒ] = d. The kinetic term gives 2 + 2[φ] = d, so [φ] = (d−2)/2. For d = 2, [φ] = 0; for d = 3, [φ] = 1/2; for d = 4, [φ] = 1.</w:t>
+        <w:t>The action is dimensionless and d</w:t>
+      </w:r>
+      <w:r>
+        <w:rPr>
+          <w:vertAlign w:val="superscript"/>
+        </w:rPr>
+        <w:t>d</w:t>
+      </w:r>
+      <w:r>
+        <w:t>x has dimension −d, so [ℒ] = d. The kinetic term gives 2 + 2[φ] = d, so [φ] = (d−2)/2. For d = 2, [φ] = 0; for d = 3, [φ] = 1/2; for d = 4, [φ] = 1.</w:t>
       </w:r>
     </w:p>
     <w:p>
@@ -4849,7 +6081,124 @@
         <w:t xml:space="preserve"> </w:t>
       </w:r>
       <w:r>
-        <w:t>Let φ′(x) = φ(Λ⁻¹x). By the chain rule, ∂_μφ′(x) = (Λ⁻¹)^ν_μ(∂_νφ)(Λ⁻¹x), so □φ′(x) = g^(μρ)(Λ⁻¹)^ν_μ(Λ⁻¹)^σ_ρ(∂_ν∂_σφ)(Λ⁻¹x) = g^(νσ)(∂_ν∂_σφ)(Λ⁻¹x) = (□φ)(Λ⁻¹x), using the defining condition of Lorentz transformations from Lesson 4, Section 2.2. Hence (□+m²)φ′(x) = [(□+m²)φ](Λ⁻¹x) = 0.</w:t>
+        <w:t>Let φ′(x) = φ(Λ⁻¹x). By the chain rule, ∂</w:t>
+      </w:r>
+      <w:r>
+        <w:rPr>
+          <w:vertAlign w:val="subscript"/>
+        </w:rPr>
+        <w:t>μ</w:t>
+      </w:r>
+      <w:r>
+        <w:t>φ′(x) = (Λ⁻¹)</w:t>
+      </w:r>
+      <w:r>
+        <w:rPr>
+          <w:vertAlign w:val="superscript"/>
+        </w:rPr>
+        <w:t>ν</w:t>
+      </w:r>
+      <w:r>
+        <w:rPr>
+          <w:vertAlign w:val="subscript"/>
+        </w:rPr>
+        <w:t>μ</w:t>
+      </w:r>
+      <w:r>
+        <w:t>(∂</w:t>
+      </w:r>
+      <w:r>
+        <w:rPr>
+          <w:vertAlign w:val="subscript"/>
+        </w:rPr>
+        <w:t>ν</w:t>
+      </w:r>
+      <w:r>
+        <w:t>φ)(Λ⁻¹x), so □φ′(x) = g</w:t>
+      </w:r>
+      <w:r>
+        <w:rPr>
+          <w:vertAlign w:val="superscript"/>
+        </w:rPr>
+        <w:t>μρ</w:t>
+      </w:r>
+      <w:r>
+        <w:t>(Λ⁻¹)</w:t>
+      </w:r>
+      <w:r>
+        <w:rPr>
+          <w:vertAlign w:val="superscript"/>
+        </w:rPr>
+        <w:t>ν</w:t>
+      </w:r>
+      <w:r>
+        <w:rPr>
+          <w:vertAlign w:val="subscript"/>
+        </w:rPr>
+        <w:t>μ</w:t>
+      </w:r>
+      <w:r>
+        <w:t>(Λ⁻¹)</w:t>
+      </w:r>
+      <w:r>
+        <w:rPr>
+          <w:vertAlign w:val="superscript"/>
+        </w:rPr>
+        <w:t>σ</w:t>
+      </w:r>
+      <w:r>
+        <w:rPr>
+          <w:vertAlign w:val="subscript"/>
+        </w:rPr>
+        <w:t>ρ</w:t>
+      </w:r>
+      <w:r>
+        <w:t>(∂</w:t>
+      </w:r>
+      <w:r>
+        <w:rPr>
+          <w:vertAlign w:val="subscript"/>
+        </w:rPr>
+        <w:t>ν</w:t>
+      </w:r>
+      <w:r>
+        <w:t>∂</w:t>
+      </w:r>
+      <w:r>
+        <w:rPr>
+          <w:vertAlign w:val="subscript"/>
+        </w:rPr>
+        <w:t>σ</w:t>
+      </w:r>
+      <w:r>
+        <w:t>φ)(Λ⁻¹x) = g</w:t>
+      </w:r>
+      <w:r>
+        <w:rPr>
+          <w:vertAlign w:val="superscript"/>
+        </w:rPr>
+        <w:t>νσ</w:t>
+      </w:r>
+      <w:r>
+        <w:t>(∂</w:t>
+      </w:r>
+      <w:r>
+        <w:rPr>
+          <w:vertAlign w:val="subscript"/>
+        </w:rPr>
+        <w:t>ν</w:t>
+      </w:r>
+      <w:r>
+        <w:t>∂</w:t>
+      </w:r>
+      <w:r>
+        <w:rPr>
+          <w:vertAlign w:val="subscript"/>
+        </w:rPr>
+        <w:t>σ</w:t>
+      </w:r>
+      <w:r>
+        <w:t>φ)(Λ⁻¹x) = (□φ)(Λ⁻¹x), using the defining condition of Lorentz transformations from Lesson 4, Section 2.2. Hence (□+m²)φ′(x) = [(□+m²)φ](Λ⁻¹x) = 0.</w:t>
       </w:r>
     </w:p>
     <w:p>
@@ -4863,7 +6212,115 @@
         <w:t xml:space="preserve"> </w:t>
       </w:r>
       <w:r>
-        <w:t>For k = 2πn/L and k′ = 2πn′/L, ∫₀^L e^(2πi(n−n′)x/L)dx equals L when n = n′ and zero otherwise, since the integrand completes a whole number of periods. Therefore ∫₀^L e^(i(k−k′)x)dx/L = δ_(kk′). For real φ, φ̇² = φ̇φ̇* = Σ_kΣ_k′ q̇_k q̇_k′* e^(i(k−k′)x)/L, and integrating over x with the orthogonality relation leaves Σ_k|q̇_k|².</w:t>
+        <w:t>For k = 2πn/L and k′ = 2πn′/L, ∫₀</w:t>
+      </w:r>
+      <w:r>
+        <w:rPr>
+          <w:vertAlign w:val="superscript"/>
+        </w:rPr>
+        <w:t>L</w:t>
+      </w:r>
+      <w:r>
+        <w:t xml:space="preserve"> e</w:t>
+      </w:r>
+      <w:r>
+        <w:rPr>
+          <w:vertAlign w:val="superscript"/>
+        </w:rPr>
+        <w:t>2πi(n−n′)x/L</w:t>
+      </w:r>
+      <w:r>
+        <w:t>dx equals L when n = n′ and zero otherwise, since the integrand completes a whole number of periods. Therefore ∫₀</w:t>
+      </w:r>
+      <w:r>
+        <w:rPr>
+          <w:vertAlign w:val="superscript"/>
+        </w:rPr>
+        <w:t>L</w:t>
+      </w:r>
+      <w:r>
+        <w:t xml:space="preserve"> e</w:t>
+      </w:r>
+      <w:r>
+        <w:rPr>
+          <w:vertAlign w:val="superscript"/>
+        </w:rPr>
+        <w:t>i(k−k′)x</w:t>
+      </w:r>
+      <w:r>
+        <w:t>dx/L = δ</w:t>
+      </w:r>
+      <w:r>
+        <w:rPr>
+          <w:vertAlign w:val="subscript"/>
+        </w:rPr>
+        <w:t>kk′</w:t>
+      </w:r>
+      <w:r>
+        <w:t>. For real φ, φ̇² = φ̇φ̇* = Σ</w:t>
+      </w:r>
+      <w:r>
+        <w:rPr>
+          <w:vertAlign w:val="subscript"/>
+        </w:rPr>
+        <w:t>k</w:t>
+      </w:r>
+      <w:r>
+        <w:t>Σ</w:t>
+      </w:r>
+      <w:r>
+        <w:rPr>
+          <w:vertAlign w:val="subscript"/>
+        </w:rPr>
+        <w:t>k′</w:t>
+      </w:r>
+      <w:r>
+        <w:t xml:space="preserve"> q̇</w:t>
+      </w:r>
+      <w:r>
+        <w:rPr>
+          <w:vertAlign w:val="subscript"/>
+        </w:rPr>
+        <w:t>k</w:t>
+      </w:r>
+      <w:r>
+        <w:t xml:space="preserve"> q̇</w:t>
+      </w:r>
+      <w:r>
+        <w:rPr>
+          <w:vertAlign w:val="subscript"/>
+        </w:rPr>
+        <w:t>k′*</w:t>
+      </w:r>
+      <w:r>
+        <w:t xml:space="preserve"> e</w:t>
+      </w:r>
+      <w:r>
+        <w:rPr>
+          <w:vertAlign w:val="superscript"/>
+        </w:rPr>
+        <w:t>i(k−k′)x</w:t>
+      </w:r>
+      <w:r>
+        <w:t>/L, and integrating over x with the orthogonality relation leaves Σ</w:t>
+      </w:r>
+      <w:r>
+        <w:rPr>
+          <w:vertAlign w:val="subscript"/>
+        </w:rPr>
+        <w:t>k</w:t>
+      </w:r>
+      <w:r>
+        <w:t>|q̇</w:t>
+      </w:r>
+      <w:r>
+        <w:rPr>
+          <w:vertAlign w:val="subscript"/>
+        </w:rPr>
+        <w:t>k</w:t>
+      </w:r>
+      <w:r>
+        <w:t>|².</w:t>
       </w:r>
     </w:p>
     <w:p>
@@ -4877,7 +6334,88 @@
         <w:t xml:space="preserve"> </w:t>
       </w:r>
       <w:r>
-        <w:t>Since φ is real, φ = φ* gives Σ_k q_k e^(ikx)/√L = Σ_k q_k* e^(−ikx)/√L. Relabeling k → −k in the right-hand sum gives Σ_k q₋ₖ* e^(ikx)/√L. Fourier coefficients are unique, so q_k = q₋ₖ*.</w:t>
+        <w:t>Since φ is real, φ = φ* gives Σ</w:t>
+      </w:r>
+      <w:r>
+        <w:rPr>
+          <w:vertAlign w:val="subscript"/>
+        </w:rPr>
+        <w:t>k</w:t>
+      </w:r>
+      <w:r>
+        <w:t xml:space="preserve"> q</w:t>
+      </w:r>
+      <w:r>
+        <w:rPr>
+          <w:vertAlign w:val="subscript"/>
+        </w:rPr>
+        <w:t>k</w:t>
+      </w:r>
+      <w:r>
+        <w:t xml:space="preserve"> e</w:t>
+      </w:r>
+      <w:r>
+        <w:rPr>
+          <w:vertAlign w:val="superscript"/>
+        </w:rPr>
+        <w:t>ikx</w:t>
+      </w:r>
+      <w:r>
+        <w:t>/√L = Σ</w:t>
+      </w:r>
+      <w:r>
+        <w:rPr>
+          <w:vertAlign w:val="subscript"/>
+        </w:rPr>
+        <w:t>k</w:t>
+      </w:r>
+      <w:r>
+        <w:t xml:space="preserve"> q</w:t>
+      </w:r>
+      <w:r>
+        <w:rPr>
+          <w:vertAlign w:val="subscript"/>
+        </w:rPr>
+        <w:t>k*</w:t>
+      </w:r>
+      <w:r>
+        <w:t xml:space="preserve"> e</w:t>
+      </w:r>
+      <w:r>
+        <w:rPr>
+          <w:vertAlign w:val="superscript"/>
+        </w:rPr>
+        <w:t>−ikx</w:t>
+      </w:r>
+      <w:r>
+        <w:t>/√L. Relabeling k → −k in the right-hand sum gives Σ</w:t>
+      </w:r>
+      <w:r>
+        <w:rPr>
+          <w:vertAlign w:val="subscript"/>
+        </w:rPr>
+        <w:t>k</w:t>
+      </w:r>
+      <w:r>
+        <w:t xml:space="preserve"> q₋ₖ* e</w:t>
+      </w:r>
+      <w:r>
+        <w:rPr>
+          <w:vertAlign w:val="superscript"/>
+        </w:rPr>
+        <w:t>ikx</w:t>
+      </w:r>
+      <w:r>
+        <w:t>/√L. Fourier coefficients are unique, so q</w:t>
+      </w:r>
+      <w:r>
+        <w:rPr>
+          <w:vertAlign w:val="subscript"/>
+        </w:rPr>
+        <w:t>k</w:t>
+      </w:r>
+      <w:r>
+        <w:t xml:space="preserve"> = q₋ₖ*.</w:t>
       </w:r>
     </w:p>
     <w:p>
@@ -4891,7 +6429,151 @@
         <w:t xml:space="preserve"> </w:t>
       </w:r>
       <w:r>
-        <w:t>∂_t²φ = Σ_k q̈_k e^(ikx)/√L, and −∂ₓ²φ = Σ_k k²q_k e^(ikx)/√L. Adding m²φ, the equation becomes Σ_k[q̈_k + (k²+m²)q_k]e^(ikx)/√L = 0. The functions e^(ikx) are orthogonal, hence linearly independent, so multiplying by e^(−ik′x) and integrating over the box isolates each coefficient, which must therefore vanish: q̈_k + ω_k²q_k = 0.</w:t>
+        <w:t>∂</w:t>
+      </w:r>
+      <w:r>
+        <w:rPr>
+          <w:vertAlign w:val="subscript"/>
+        </w:rPr>
+        <w:t>t</w:t>
+      </w:r>
+      <w:r>
+        <w:t>²φ = Σ</w:t>
+      </w:r>
+      <w:r>
+        <w:rPr>
+          <w:vertAlign w:val="subscript"/>
+        </w:rPr>
+        <w:t>k</w:t>
+      </w:r>
+      <w:r>
+        <w:t xml:space="preserve"> q̈</w:t>
+      </w:r>
+      <w:r>
+        <w:rPr>
+          <w:vertAlign w:val="subscript"/>
+        </w:rPr>
+        <w:t>k</w:t>
+      </w:r>
+      <w:r>
+        <w:t xml:space="preserve"> e</w:t>
+      </w:r>
+      <w:r>
+        <w:rPr>
+          <w:vertAlign w:val="superscript"/>
+        </w:rPr>
+        <w:t>ikx</w:t>
+      </w:r>
+      <w:r>
+        <w:t>/√L, and −∂ₓ²φ = Σ</w:t>
+      </w:r>
+      <w:r>
+        <w:rPr>
+          <w:vertAlign w:val="subscript"/>
+        </w:rPr>
+        <w:t>k</w:t>
+      </w:r>
+      <w:r>
+        <w:t xml:space="preserve"> k²q</w:t>
+      </w:r>
+      <w:r>
+        <w:rPr>
+          <w:vertAlign w:val="subscript"/>
+        </w:rPr>
+        <w:t>k</w:t>
+      </w:r>
+      <w:r>
+        <w:t xml:space="preserve"> e</w:t>
+      </w:r>
+      <w:r>
+        <w:rPr>
+          <w:vertAlign w:val="superscript"/>
+        </w:rPr>
+        <w:t>ikx</w:t>
+      </w:r>
+      <w:r>
+        <w:t>/√L. Adding m²φ, the equation becomes Σ</w:t>
+      </w:r>
+      <w:r>
+        <w:rPr>
+          <w:vertAlign w:val="subscript"/>
+        </w:rPr>
+        <w:t>k</w:t>
+      </w:r>
+      <w:r>
+        <w:t>[q̈</w:t>
+      </w:r>
+      <w:r>
+        <w:rPr>
+          <w:vertAlign w:val="subscript"/>
+        </w:rPr>
+        <w:t>k</w:t>
+      </w:r>
+      <w:r>
+        <w:t xml:space="preserve"> + (k²+m²)q</w:t>
+      </w:r>
+      <w:r>
+        <w:rPr>
+          <w:vertAlign w:val="subscript"/>
+        </w:rPr>
+        <w:t>k</w:t>
+      </w:r>
+      <w:r>
+        <w:t>]e</w:t>
+      </w:r>
+      <w:r>
+        <w:rPr>
+          <w:vertAlign w:val="superscript"/>
+        </w:rPr>
+        <w:t>ikx</w:t>
+      </w:r>
+      <w:r>
+        <w:t>/√L = 0. The functions e</w:t>
+      </w:r>
+      <w:r>
+        <w:rPr>
+          <w:vertAlign w:val="superscript"/>
+        </w:rPr>
+        <w:t>ikx</w:t>
+      </w:r>
+      <w:r>
+        <w:t xml:space="preserve"> are orthogonal, hence linearly independent, so multiplying by e</w:t>
+      </w:r>
+      <w:r>
+        <w:rPr>
+          <w:vertAlign w:val="superscript"/>
+        </w:rPr>
+        <w:t>−ik′x</w:t>
+      </w:r>
+      <w:r>
+        <w:t xml:space="preserve"> and integrating over the box isolates each coefficient, which must therefore vanish: q̈</w:t>
+      </w:r>
+      <w:r>
+        <w:rPr>
+          <w:vertAlign w:val="subscript"/>
+        </w:rPr>
+        <w:t>k</w:t>
+      </w:r>
+      <w:r>
+        <w:t xml:space="preserve"> + ω</w:t>
+      </w:r>
+      <w:r>
+        <w:rPr>
+          <w:vertAlign w:val="subscript"/>
+        </w:rPr>
+        <w:t>k</w:t>
+      </w:r>
+      <w:r>
+        <w:t>²q</w:t>
+      </w:r>
+      <w:r>
+        <w:rPr>
+          <w:vertAlign w:val="subscript"/>
+        </w:rPr>
+        <w:t>k</w:t>
+      </w:r>
+      <w:r>
+        <w:t xml:space="preserve"> = 0.</w:t>
       </w:r>
     </w:p>
     <w:p>
@@ -4905,7 +6587,16 @@
         <w:t xml:space="preserve"> </w:t>
       </w:r>
       <w:r>
-        <w:t>For m = 0, ω_k = |k| = 2π|n|/L. For L = 1 the lowest nonzero frequency is 2π. The k = 0 mode has ω = 0 and obeys q̈₀ = 0, so q₀ = q₀(0) + q̇₀(0)t: uniform translation of the whole field, free motion with no restoring force.</w:t>
+        <w:t>For m = 0, ω</w:t>
+      </w:r>
+      <w:r>
+        <w:rPr>
+          <w:vertAlign w:val="subscript"/>
+        </w:rPr>
+        <w:t>k</w:t>
+      </w:r>
+      <w:r>
+        <w:t xml:space="preserve"> = |k| = 2π|n|/L. For L = 1 the lowest nonzero frequency is 2π. The k = 0 mode has ω = 0 and obeys q̈₀ = 0, so q₀ = q₀(0) + q̇₀(0)t: uniform translation of the whole field, free motion with no restoring force.</w:t>
       </w:r>
     </w:p>
     <w:p>
@@ -4919,7 +6610,61 @@
         <w:t xml:space="preserve"> </w:t>
       </w:r>
       <w:r>
-        <w:t>q_k = (A+B)/√(2ω) and q̇_k = −iω(A−B)/√(2ω), using Ȧ = −iωA and Ḃ = +iωB. Then |q̇_k|² = (ω/2)|A−B|² and ω²|q_k|² = (ω/2)|A+B|². Adding, (ω/2)(|A−B|²+|A+B|²) = (ω/2)(2|A|²+2|B|²) = ω(|a_k|²+|a₋ₖ|²), since |A| = |a_k| and |B| = |a₋ₖ|.</w:t>
+        <w:t>q</w:t>
+      </w:r>
+      <w:r>
+        <w:rPr>
+          <w:vertAlign w:val="subscript"/>
+        </w:rPr>
+        <w:t>k</w:t>
+      </w:r>
+      <w:r>
+        <w:t xml:space="preserve"> = (A+B)/√(2ω) and q̇</w:t>
+      </w:r>
+      <w:r>
+        <w:rPr>
+          <w:vertAlign w:val="subscript"/>
+        </w:rPr>
+        <w:t>k</w:t>
+      </w:r>
+      <w:r>
+        <w:t xml:space="preserve"> = −iω(A−B)/√(2ω), using Ȧ = −iωA and Ḃ = +iωB. Then |q̇</w:t>
+      </w:r>
+      <w:r>
+        <w:rPr>
+          <w:vertAlign w:val="subscript"/>
+        </w:rPr>
+        <w:t>k</w:t>
+      </w:r>
+      <w:r>
+        <w:t>|² = (ω/2)|A−B|² and ω²|q</w:t>
+      </w:r>
+      <w:r>
+        <w:rPr>
+          <w:vertAlign w:val="subscript"/>
+        </w:rPr>
+        <w:t>k</w:t>
+      </w:r>
+      <w:r>
+        <w:t>|² = (ω/2)|A+B|². Adding, (ω/2)(|A−B|²+|A+B|²) = (ω/2)(2|A|²+2|B|²) = ω(|a</w:t>
+      </w:r>
+      <w:r>
+        <w:rPr>
+          <w:vertAlign w:val="subscript"/>
+        </w:rPr>
+        <w:t>k</w:t>
+      </w:r>
+      <w:r>
+        <w:t>|²+|a₋ₖ|²), since |A| = |a</w:t>
+      </w:r>
+      <w:r>
+        <w:rPr>
+          <w:vertAlign w:val="subscript"/>
+        </w:rPr>
+        <w:t>k</w:t>
+      </w:r>
+      <w:r>
+        <w:t>| and |B| = |a₋ₖ|.</w:t>
       </w:r>
     </w:p>
     <w:p>
@@ -4947,7 +6692,97 @@
         <w:t xml:space="preserve"> </w:t>
       </w:r>
       <w:r>
-        <w:t>With φ = (φ₁+iφ₂)/√2, φ*φ = (φ₁²+φ₂²)/2 and ∂_μφ*∂^μφ = (1/2)(∂_μφ₁−i∂_μφ₂)(∂^μφ₁+i∂^μφ₂) = (1/2)(∂_μφ₁∂^μφ₁+∂_μφ₂∂^μφ₂), since the cross terms i(∂φ₁∂φ₂−∂φ₂∂φ₁) cancel. Hence the complex Lagrangian equals the sum of two real Lagrangians of the form of Section 3.2, each with the same mass m.</w:t>
+        <w:t>With φ = (φ₁+iφ₂)/√2, φ*φ = (φ₁²+φ₂²)/2 and ∂</w:t>
+      </w:r>
+      <w:r>
+        <w:rPr>
+          <w:vertAlign w:val="subscript"/>
+        </w:rPr>
+        <w:t>μ</w:t>
+      </w:r>
+      <w:r>
+        <w:t>φ*∂</w:t>
+      </w:r>
+      <w:r>
+        <w:rPr>
+          <w:vertAlign w:val="superscript"/>
+        </w:rPr>
+        <w:t>μ</w:t>
+      </w:r>
+      <w:r>
+        <w:t>φ = (1/2)(∂</w:t>
+      </w:r>
+      <w:r>
+        <w:rPr>
+          <w:vertAlign w:val="subscript"/>
+        </w:rPr>
+        <w:t>μ</w:t>
+      </w:r>
+      <w:r>
+        <w:t>φ₁−i∂</w:t>
+      </w:r>
+      <w:r>
+        <w:rPr>
+          <w:vertAlign w:val="subscript"/>
+        </w:rPr>
+        <w:t>μ</w:t>
+      </w:r>
+      <w:r>
+        <w:t>φ₂)(∂</w:t>
+      </w:r>
+      <w:r>
+        <w:rPr>
+          <w:vertAlign w:val="superscript"/>
+        </w:rPr>
+        <w:t>μ</w:t>
+      </w:r>
+      <w:r>
+        <w:t>φ₁+i∂</w:t>
+      </w:r>
+      <w:r>
+        <w:rPr>
+          <w:vertAlign w:val="superscript"/>
+        </w:rPr>
+        <w:t>μ</w:t>
+      </w:r>
+      <w:r>
+        <w:t>φ₂) = (1/2)(∂</w:t>
+      </w:r>
+      <w:r>
+        <w:rPr>
+          <w:vertAlign w:val="subscript"/>
+        </w:rPr>
+        <w:t>μ</w:t>
+      </w:r>
+      <w:r>
+        <w:t>φ₁∂</w:t>
+      </w:r>
+      <w:r>
+        <w:rPr>
+          <w:vertAlign w:val="superscript"/>
+        </w:rPr>
+        <w:t>μ</w:t>
+      </w:r>
+      <w:r>
+        <w:t>φ₁+∂</w:t>
+      </w:r>
+      <w:r>
+        <w:rPr>
+          <w:vertAlign w:val="subscript"/>
+        </w:rPr>
+        <w:t>μ</w:t>
+      </w:r>
+      <w:r>
+        <w:t>φ₂∂</w:t>
+      </w:r>
+      <w:r>
+        <w:rPr>
+          <w:vertAlign w:val="superscript"/>
+        </w:rPr>
+        <w:t>μ</w:t>
+      </w:r>
+      <w:r>
+        <w:t>φ₂), since the cross terms i(∂φ₁∂φ₂−∂φ₂∂φ₁) cancel. Hence the complex Lagrangian equals the sum of two real Lagrangians of the form of Section 3.2, each with the same mass m.</w:t>
       </w:r>
     </w:p>
     <w:p>
@@ -4961,7 +6796,133 @@
         <w:t xml:space="preserve"> </w:t>
       </w:r>
       <w:r>
-        <w:t>φ*∂^μφ = (1/2)[φ₁∂^μφ₁+φ₂∂^μφ₂ + i(φ₁∂^μφ₂−φ₂∂^μφ₁)], and φ∂^μφ* is its complex conjugate, so φ*∂^μφ − φ∂^μφ* = i(φ₁∂^μφ₂ − φ₂∂^μφ₁). Multiplying by i, j^μ = φ₂∂^μφ₁ − φ₁∂^μφ₂. If φ₂ = 0, j^μ = 0 for every μ, in agreement with Lesson 18, Exercise 14: a single real field carries no current, and a conserved current requires both real components, the two fields rotating into one another.</w:t>
+        <w:t>φ*∂</w:t>
+      </w:r>
+      <w:r>
+        <w:rPr>
+          <w:vertAlign w:val="superscript"/>
+        </w:rPr>
+        <w:t>μ</w:t>
+      </w:r>
+      <w:r>
+        <w:t>φ = (1/2)[φ₁∂</w:t>
+      </w:r>
+      <w:r>
+        <w:rPr>
+          <w:vertAlign w:val="superscript"/>
+        </w:rPr>
+        <w:t>μ</w:t>
+      </w:r>
+      <w:r>
+        <w:t>φ₁+φ₂∂</w:t>
+      </w:r>
+      <w:r>
+        <w:rPr>
+          <w:vertAlign w:val="superscript"/>
+        </w:rPr>
+        <w:t>μ</w:t>
+      </w:r>
+      <w:r>
+        <w:t>φ₂ + i(φ₁∂</w:t>
+      </w:r>
+      <w:r>
+        <w:rPr>
+          <w:vertAlign w:val="superscript"/>
+        </w:rPr>
+        <w:t>μ</w:t>
+      </w:r>
+      <w:r>
+        <w:t>φ₂−φ₂∂</w:t>
+      </w:r>
+      <w:r>
+        <w:rPr>
+          <w:vertAlign w:val="superscript"/>
+        </w:rPr>
+        <w:t>μ</w:t>
+      </w:r>
+      <w:r>
+        <w:t>φ₁)], and φ∂</w:t>
+      </w:r>
+      <w:r>
+        <w:rPr>
+          <w:vertAlign w:val="superscript"/>
+        </w:rPr>
+        <w:t>μ</w:t>
+      </w:r>
+      <w:r>
+        <w:t>φ* is its complex conjugate, so φ*∂</w:t>
+      </w:r>
+      <w:r>
+        <w:rPr>
+          <w:vertAlign w:val="superscript"/>
+        </w:rPr>
+        <w:t>μ</w:t>
+      </w:r>
+      <w:r>
+        <w:t>φ − φ∂</w:t>
+      </w:r>
+      <w:r>
+        <w:rPr>
+          <w:vertAlign w:val="superscript"/>
+        </w:rPr>
+        <w:t>μ</w:t>
+      </w:r>
+      <w:r>
+        <w:t>φ* = i(φ₁∂</w:t>
+      </w:r>
+      <w:r>
+        <w:rPr>
+          <w:vertAlign w:val="superscript"/>
+        </w:rPr>
+        <w:t>μ</w:t>
+      </w:r>
+      <w:r>
+        <w:t>φ₂ − φ₂∂</w:t>
+      </w:r>
+      <w:r>
+        <w:rPr>
+          <w:vertAlign w:val="superscript"/>
+        </w:rPr>
+        <w:t>μ</w:t>
+      </w:r>
+      <w:r>
+        <w:t>φ₁). Multiplying by i, j</w:t>
+      </w:r>
+      <w:r>
+        <w:rPr>
+          <w:vertAlign w:val="superscript"/>
+        </w:rPr>
+        <w:t>μ</w:t>
+      </w:r>
+      <w:r>
+        <w:t xml:space="preserve"> = φ₂∂</w:t>
+      </w:r>
+      <w:r>
+        <w:rPr>
+          <w:vertAlign w:val="superscript"/>
+        </w:rPr>
+        <w:t>μ</w:t>
+      </w:r>
+      <w:r>
+        <w:t>φ₁ − φ₁∂</w:t>
+      </w:r>
+      <w:r>
+        <w:rPr>
+          <w:vertAlign w:val="superscript"/>
+        </w:rPr>
+        <w:t>μ</w:t>
+      </w:r>
+      <w:r>
+        <w:t>φ₂. If φ₂ = 0, j</w:t>
+      </w:r>
+      <w:r>
+        <w:rPr>
+          <w:vertAlign w:val="superscript"/>
+        </w:rPr>
+        <w:t>μ</w:t>
+      </w:r>
+      <w:r>
+        <w:t xml:space="preserve"> = 0 for every μ, in agreement with Lesson 18, Exercise 14: a single real field carries no current, and a conserved current requires both real components, the two fields rotating into one another.</w:t>
       </w:r>
     </w:p>
     <w:p>
@@ -5011,71 +6972,12 @@
         <w:pStyle w:val="Heading2"/>
       </w:pPr>
       <w:r>
-        <w:t>Mastery checklist</w:t>
+        <w:t>Mastery check</w:t>
       </w:r>
     </w:p>
     <w:p>
-      <w:pPr>
-        <w:pStyle w:val="ListBullet"/>
-      </w:pPr>
-      <w:r>
-        <w:t>I can explain why a field has infinitely many degrees of freedom and why relativity favors local interactions mediated by fields.</w:t>
-      </w:r>
-    </w:p>
-    <w:p>
-      <w:pPr>
-        <w:pStyle w:val="ListBullet"/>
-      </w:pPr>
-      <w:r>
-        <w:t>I can take the continuum limit of the chain of oscillators and identify the Lagrangian density and the wave speed.</w:t>
-      </w:r>
-    </w:p>
-    <w:p>
-      <w:pPr>
-        <w:pStyle w:val="ListBullet"/>
-      </w:pPr>
-      <w:r>
-        <w:t>I can write the free scalar field Lagrangian density and equation of motion and state the dimension of the field in four dimensions.</w:t>
-      </w:r>
-    </w:p>
-    <w:p>
-      <w:pPr>
-        <w:pStyle w:val="ListBullet"/>
-      </w:pPr>
-      <w:r>
-        <w:t>I can distinguish the classical field of this lesson from the wave function of Lesson 18.</w:t>
-      </w:r>
-    </w:p>
-    <w:p>
-      <w:pPr>
-        <w:pStyle w:val="ListBullet"/>
-      </w:pPr>
-      <w:r>
-        <w:t>I can expand a free field in modes in a box and show that each mode obeys the harmonic oscillator equation with ω_k = √(k²+m²).</w:t>
-      </w:r>
-    </w:p>
-    <w:p>
-      <w:pPr>
-        <w:pStyle w:val="ListBullet"/>
-      </w:pPr>
-      <w:r>
-        <w:t>I can write the field energy as a sum over modes and identify H = Σ ω_k|a_k|².</w:t>
-      </w:r>
-    </w:p>
-    <w:p>
-      <w:pPr>
-        <w:pStyle w:val="ListBullet"/>
-      </w:pPr>
-      <w:r>
-        <w:t>I can count the modes in a given range of wave number and explain the measure d³k/(2π)³.</w:t>
-      </w:r>
-    </w:p>
-    <w:p>
-      <w:pPr>
-        <w:pStyle w:val="ListBullet"/>
-      </w:pPr>
-      <w:r>
-        <w:t>I can state the Lorentz transformation law of a scalar, a vector, and a spinor field.</w:t>
+      <w:r>
+        <w:t>Before moving on, do the Core exercises without looking at the solutions and state this lesson's main result from memory. If both go smoothly, continue; if not, reread the sections the missed exercises cite.</w:t>
       </w:r>
     </w:p>
     <w:p>
@@ -5127,7 +7029,7 @@
         <w:color w:val="5A5A5A"/>
         <w:sz w:val="16"/>
       </w:rPr>
-      <w:t>QED Course   Lesson 25</w:t>
+      <w:t>A QED Course   Lesson 25</w:t>
     </w:r>
   </w:p>
 </w:hdr>
